--- a/public/docs/Panduan_Cuti_Corinthian.docx
+++ b/public/docs/Panduan_Cuti_Corinthian.docx
@@ -897,6 +897,38 @@
           <w:szCs w:val="22"/>
         </w:rPr>
         <w:t xml:space="preserve">Setelah menerima award, karyawan tidak akan menerima lagi sampai kelipatan 5 tahun berikutnya.</w:t>
+      </w:r>
+    </w:p>
+    <w:p>
+      <w:pPr>
+        <w:pStyle w:val="ListParagraph"/>
+        <w:numPr>
+          <w:ilvl w:val="0"/>
+          <w:numId w:val="2"/>
+        </w:numPr>
+        <w:spacing w:after="80" w:before="40"/>
+      </w:pPr>
+      <w:r>
+        <w:rPr>
+          <w:rFonts w:ascii="Arial" w:cs="Arial" w:eastAsia="Arial" w:hAnsi="Arial"/>
+          <w:b/>
+          <w:bCs/>
+          <w:color w:val="111827"/>
+          <w:sz w:val="22"/>
+          <w:szCs w:val="22"/>
+        </w:rPr>
+        <w:t xml:space="preserve">Penyesuaian karyawan lama (bergabung sebelum 2001): </w:t>
+      </w:r>
+      <w:r>
+        <w:rPr>
+          <w:rFonts w:ascii="Arial" w:cs="Arial" w:eastAsia="Arial" w:hAnsi="Arial"/>
+          <w:b w:val="false"/>
+          <w:bCs w:val="false"/>
+          <w:color w:val="111827"/>
+          <w:sz w:val="22"/>
+          <w:szCs w:val="22"/>
+        </w:rPr>
+        <w:t xml:space="preserve">Jika tanggal referensi karyawan (Contract Start Date atau Effective Permanent Date) berada pada tahun 2001 ke bawah, maka tanggal tersebut digeser maju sehingga tahunnya menjadi 2001, dengan bulan dan tanggal tetap sama. Contoh: Contract Start Date 15 Maret 1998 → tanggal referensi dianggap 15 Maret 2001. Perhitungan kelipatan 5 tahun dihitung dari tanggal yang sudah disesuaikan ini.</w:t>
       </w:r>
     </w:p>
     <w:p>

--- a/public/docs/Panduan_Cuti_Corinthian.docx
+++ b/public/docs/Panduan_Cuti_Corinthian.docx
@@ -244,18 +244,18 @@
           <w:sz w:val="22"/>
           <w:szCs w:val="22"/>
         </w:rPr>
-        <w:t xml:space="preserve">Karyawan Kontrak (C): </w:t>
-      </w:r>
-      <w:r>
-        <w:rPr>
-          <w:rFonts w:ascii="Arial" w:cs="Arial" w:eastAsia="Arial" w:hAnsi="Arial"/>
-          <w:b w:val="false"/>
-          <w:bCs w:val="false"/>
-          <w:color w:val="111827"/>
-          <w:sz w:val="22"/>
-          <w:szCs w:val="22"/>
-        </w:rPr>
-        <w:t xml:space="preserve">Dihitung dari tanggal mulai kontrak (Contract Start Date).</w:t>
+        <w:t xml:space="preserve">Prioritas: </w:t>
+      </w:r>
+      <w:r>
+        <w:rPr>
+          <w:rFonts w:ascii="Arial" w:cs="Arial" w:eastAsia="Arial" w:hAnsi="Arial"/>
+          <w:b w:val="false"/>
+          <w:bCs w:val="false"/>
+          <w:color w:val="111827"/>
+          <w:sz w:val="22"/>
+          <w:szCs w:val="22"/>
+        </w:rPr>
+        <w:t xml:space="preserve">Contract Start Date dipakai kalau ada isinya — berlaku untuk Kontrak maupun Tetap.</w:t>
       </w:r>
     </w:p>
     <w:p>
@@ -276,18 +276,18 @@
           <w:sz w:val="22"/>
           <w:szCs w:val="22"/>
         </w:rPr>
-        <w:t xml:space="preserve">Karyawan Tetap (P): </w:t>
-      </w:r>
-      <w:r>
-        <w:rPr>
-          <w:rFonts w:ascii="Arial" w:cs="Arial" w:eastAsia="Arial" w:hAnsi="Arial"/>
-          <w:b w:val="false"/>
-          <w:bCs w:val="false"/>
-          <w:color w:val="111827"/>
-          <w:sz w:val="22"/>
-          <w:szCs w:val="22"/>
-        </w:rPr>
-        <w:t xml:space="preserve">Dihitung dari tanggal efektif pengangkatan tetap (Effective Permanent Date).</w:t>
+        <w:t xml:space="preserve">Fallback: </w:t>
+      </w:r>
+      <w:r>
+        <w:rPr>
+          <w:rFonts w:ascii="Arial" w:cs="Arial" w:eastAsia="Arial" w:hAnsi="Arial"/>
+          <w:b w:val="false"/>
+          <w:bCs w:val="false"/>
+          <w:color w:val="111827"/>
+          <w:sz w:val="22"/>
+          <w:szCs w:val="22"/>
+        </w:rPr>
+        <w:t xml:space="preserve">Effective Permanent Date hanya dipakai kalau Contract Start Date kosong.</w:t>
       </w:r>
     </w:p>
     <w:p>
@@ -410,18 +410,18 @@
           <w:sz w:val="22"/>
           <w:szCs w:val="22"/>
         </w:rPr>
-        <w:t xml:space="preserve">Karyawan Kontrak (C): </w:t>
-      </w:r>
-      <w:r>
-        <w:rPr>
-          <w:rFonts w:ascii="Arial" w:cs="Arial" w:eastAsia="Arial" w:hAnsi="Arial"/>
-          <w:b w:val="false"/>
-          <w:bCs w:val="false"/>
-          <w:color w:val="111827"/>
-          <w:sz w:val="22"/>
-          <w:szCs w:val="22"/>
-        </w:rPr>
-        <w:t xml:space="preserve">Berlaku setelah 1 tahun dari Contract Start Date.</w:t>
+        <w:t xml:space="preserve">Prioritas: </w:t>
+      </w:r>
+      <w:r>
+        <w:rPr>
+          <w:rFonts w:ascii="Arial" w:cs="Arial" w:eastAsia="Arial" w:hAnsi="Arial"/>
+          <w:b w:val="false"/>
+          <w:bCs w:val="false"/>
+          <w:color w:val="111827"/>
+          <w:sz w:val="22"/>
+          <w:szCs w:val="22"/>
+        </w:rPr>
+        <w:t xml:space="preserve">Berlaku setelah 1 tahun dari Contract Start Date, kalau ada isinya — berlaku untuk Kontrak maupun Tetap.</w:t>
       </w:r>
     </w:p>
     <w:p>
@@ -442,18 +442,18 @@
           <w:sz w:val="22"/>
           <w:szCs w:val="22"/>
         </w:rPr>
-        <w:t xml:space="preserve">Karyawan Tetap (P): </w:t>
-      </w:r>
-      <w:r>
-        <w:rPr>
-          <w:rFonts w:ascii="Arial" w:cs="Arial" w:eastAsia="Arial" w:hAnsi="Arial"/>
-          <w:b w:val="false"/>
-          <w:bCs w:val="false"/>
-          <w:color w:val="111827"/>
-          <w:sz w:val="22"/>
-          <w:szCs w:val="22"/>
-        </w:rPr>
-        <w:t xml:space="preserve">Berlaku setelah 1 tahun dari Effective Permanent Date.</w:t>
+        <w:t xml:space="preserve">Fallback: </w:t>
+      </w:r>
+      <w:r>
+        <w:rPr>
+          <w:rFonts w:ascii="Arial" w:cs="Arial" w:eastAsia="Arial" w:hAnsi="Arial"/>
+          <w:b w:val="false"/>
+          <w:bCs w:val="false"/>
+          <w:color w:val="111827"/>
+          <w:sz w:val="22"/>
+          <w:szCs w:val="22"/>
+        </w:rPr>
+        <w:t xml:space="preserve">Berlaku setelah 1 tahun dari Effective Permanent Date, hanya kalau Contract Start Date kosong.</w:t>
       </w:r>
     </w:p>
     <w:p>
@@ -735,7 +735,7 @@
           <w:sz w:val="22"/>
           <w:szCs w:val="22"/>
         </w:rPr>
-        <w:t xml:space="preserve">Karyawan Kontrak menggunakan Contract Start Date; Karyawan Tetap menggunakan Effective Permanent Date.</w:t>
+        <w:t xml:space="preserve">Contract Start Date selalu diprioritaskan kalau ada isinya; Effective Permanent Date hanya dipakai sebagai fallback kalau Contract Start Date kosong. Berlaku sama untuk Kontrak maupun Tetap.</w:t>
       </w:r>
     </w:p>
     <w:p>
@@ -1586,7 +1586,7 @@
           <w:sz w:val="22"/>
           <w:szCs w:val="22"/>
         </w:rPr>
-        <w:t xml:space="preserve">Jika saldo AL sudah 20 hari, tidak ada penambahan sampai saldo dikurangi.</w:t>
+        <w:t xml:space="preserve">Jika saldo AL sudah 20 hari, GRANT12/MONTHLY+1 tidak menambah saldo — namun proses tetap dicatat di riwayat top-up (saldo sebelum dan sesudah sama-sama 20 hari) untuk keperluan audit, tidak di-skip diam-diam.</w:t>
       </w:r>
     </w:p>
     <w:p>
